--- a/docs/documentos-funcionales/05-simulador-credito.docx
+++ b/docs/documentos-funcionales/05-simulador-credito.docx
@@ -14,7 +14,7 @@
           <w:sz w:val="18"/>
           <w:szCs w:val="18"/>
         </w:rPr>
-        <w:t xml:space="preserve">BBVA MI CASA — PROTOTIPO FUNCIONAL</w:t>
+        <w:t xml:space="preserve">BBVA MI CASA — REQUERIMIENTOS FUNCIONALES</w:t>
       </w:r>
     </w:p>
     <w:p>
@@ -43,26 +43,7 @@
           <w:sz w:val="20"/>
           <w:szCs w:val="20"/>
         </w:rPr>
-        <w:t xml:space="preserve">Documento funcional  ·  15 de septiembre de 2026</w:t>
-      </w:r>
-    </w:p>
-    <w:p>
-      <w:pPr>
-        <w:pBdr>
-          <w:left w:val="single" w:color="004481" w:sz="18" w:space="8"/>
-        </w:pBdr>
-        <w:spacing w:after="60"/>
-        <w:ind w:left="200"/>
-      </w:pPr>
-      <w:r>
-        <w:rPr>
-          <w:i/>
-          <w:iCs/>
-          <w:color w:val="5B6B7A"/>
-          <w:sz w:val="20"/>
-          <w:szCs w:val="20"/>
-        </w:rPr>
-        <w:t xml:space="preserve">Nota de alcance: este documento describe el funcionamiento de una MAQUETA / PROTOTIPO FUNCIONAL de BBVA Mi Casa (una interfaz navegable con datos y reglas de ejemplo, sin backend ni integraciones reales), no la documentación de un proyecto en producción. Donde algo hoy está simulado, mockeado o pendiente de definición, se aclara explícitamente en las secciones de Integraciones, Seguridad y Pendientes.</w:t>
+        <w:t xml:space="preserve">Requerimiento funcional  ·  15 de septiembre de 2026</w:t>
       </w:r>
     </w:p>
     <w:p>
@@ -118,20 +99,20 @@
           <w:bCs/>
           <w:color w:val="0B1F3A"/>
         </w:rPr>
-        <w:t xml:space="preserve">Incluye en este prototipo</w:t>
-      </w:r>
-    </w:p>
-    <w:p>
-      <w:pPr>
-        <w:pStyle w:val="ListParagraph"/>
-        <w:numPr>
-          <w:ilvl w:val="0"/>
-          <w:numId w:val="2"/>
-        </w:numPr>
-        <w:spacing w:after="90"/>
-      </w:pPr>
-      <w:r>
-        <w:t xml:space="preserve">Modo genérico: ingreso + enganche (ingresado a mano) + plazo → devuelve "hasta cuánto podés considerar" en propiedades.</w:t>
+        <w:t xml:space="preserve">Incluye</w:t>
+      </w:r>
+    </w:p>
+    <w:p>
+      <w:pPr>
+        <w:pStyle w:val="ListParagraph"/>
+        <w:numPr>
+          <w:ilvl w:val="0"/>
+          <w:numId w:val="2"/>
+        </w:numPr>
+        <w:spacing w:after="90"/>
+      </w:pPr>
+      <w:r>
+        <w:t xml:space="preserve">Modo genérico: ingreso + enganche (ingresado a mano) + plazo → devuelve hasta cuánto se puede considerar en propiedades.</w:t>
       </w:r>
     </w:p>
     <w:p>
@@ -196,7 +177,7 @@
         <w:spacing w:after="90"/>
       </w:pPr>
       <w:r>
-        <w:t xml:space="preserve">Guardar la simulación (dispara el login si no hay sesión activa — ver Módulo 1).</w:t>
+        <w:t xml:space="preserve">Guardar la simulación (dispara el login si no hay sesión activa — Módulo 1).</w:t>
       </w:r>
     </w:p>
     <w:p>
@@ -210,46 +191,46 @@
           <w:bCs/>
           <w:color w:val="0B1F3A"/>
         </w:rPr>
-        <w:t xml:space="preserve">No incluye</w:t>
-      </w:r>
-    </w:p>
-    <w:p>
-      <w:pPr>
-        <w:pStyle w:val="ListParagraph"/>
-        <w:numPr>
-          <w:ilvl w:val="0"/>
-          <w:numId w:val="2"/>
-        </w:numPr>
-        <w:spacing w:after="90"/>
-      </w:pPr>
-      <w:r>
-        <w:t xml:space="preserve">Pre-aprobación real ni consulta a buró de crédito.</w:t>
-      </w:r>
-    </w:p>
-    <w:p>
-      <w:pPr>
-        <w:pStyle w:val="ListParagraph"/>
-        <w:numPr>
-          <w:ilvl w:val="0"/>
-          <w:numId w:val="2"/>
-        </w:numPr>
-        <w:spacing w:after="90"/>
-      </w:pPr>
-      <w:r>
-        <w:t xml:space="preserve">Tasas variables por perfil de riesgo real — solo hay dos tasas fijas (pública / cliente BBVA).</w:t>
-      </w:r>
-    </w:p>
-    <w:p>
-      <w:pPr>
-        <w:pStyle w:val="ListParagraph"/>
-        <w:numPr>
-          <w:ilvl w:val="0"/>
-          <w:numId w:val="2"/>
-        </w:numPr>
-        <w:spacing w:after="90"/>
-      </w:pPr>
-      <w:r>
-        <w:t xml:space="preserve">Enganches mínimos regulatorios ni gastos de cierre/escrituración.</w:t>
+        <w:t xml:space="preserve">Fuera de alcance</w:t>
+      </w:r>
+    </w:p>
+    <w:p>
+      <w:pPr>
+        <w:pStyle w:val="ListParagraph"/>
+        <w:numPr>
+          <w:ilvl w:val="0"/>
+          <w:numId w:val="2"/>
+        </w:numPr>
+        <w:spacing w:after="90"/>
+      </w:pPr>
+      <w:r>
+        <w:t xml:space="preserve">Pre-aprobación real ni consulta a buró de crédito (ver Pendientes).</w:t>
+      </w:r>
+    </w:p>
+    <w:p>
+      <w:pPr>
+        <w:pStyle w:val="ListParagraph"/>
+        <w:numPr>
+          <w:ilvl w:val="0"/>
+          <w:numId w:val="2"/>
+        </w:numPr>
+        <w:spacing w:after="90"/>
+      </w:pPr>
+      <w:r>
+        <w:t xml:space="preserve">Tasas variables por perfil de riesgo — solo dos tasas fijas (pública / cliente BBVA).</w:t>
+      </w:r>
+    </w:p>
+    <w:p>
+      <w:pPr>
+        <w:pStyle w:val="ListParagraph"/>
+        <w:numPr>
+          <w:ilvl w:val="0"/>
+          <w:numId w:val="2"/>
+        </w:numPr>
+        <w:spacing w:after="90"/>
+      </w:pPr>
+      <w:r>
+        <w:t xml:space="preserve">Enganches mínimos regulatorios ni gastos de cierre/escrituración en el cálculo (ver Pendientes).</w:t>
       </w:r>
     </w:p>
     <w:p>
@@ -374,7 +355,7 @@
         <w:spacing w:after="90"/>
       </w:pPr>
       <w:r>
-        <w:t xml:space="preserve">Si no hay sesión, se le pide login; al loguearse, la app vuelve sola al simulador y guarda la simulación con los datos que ya tenía cargados.</w:t>
+        <w:t xml:space="preserve">Si no hay sesión, se le pide login; al loguearse, la app vuelve al simulador y guarda la simulación con los datos que ya tenía cargados.</w:t>
       </w:r>
     </w:p>
     <w:p>
@@ -473,33 +454,46 @@
           <w:bCs/>
           <w:color w:val="004481"/>
         </w:rPr>
-        <w:t xml:space="preserve">6. Datos que maneja — equipo de Data</w:t>
-      </w:r>
-    </w:p>
-    <w:p>
-      <w:pPr>
-        <w:pStyle w:val="ListParagraph"/>
-        <w:numPr>
-          <w:ilvl w:val="0"/>
-          <w:numId w:val="2"/>
-        </w:numPr>
-        <w:spacing w:after="90"/>
-      </w:pPr>
-      <w:r>
-        <w:t xml:space="preserve">Mientras se simula, los datos (ingreso, enganche, plazo, resultado) viven solo en memoria del navegador.</w:t>
-      </w:r>
-    </w:p>
-    <w:p>
-      <w:pPr>
-        <w:pStyle w:val="ListParagraph"/>
-        <w:numPr>
-          <w:ilvl w:val="0"/>
-          <w:numId w:val="2"/>
-        </w:numPr>
-        <w:spacing w:after="90"/>
-      </w:pPr>
-      <w:r>
-        <w:t xml:space="preserve">Recién se persisten (por cuenta) si el usuario toca "Guardar simulación" — ver Módulo 6 para el detalle de qué se guarda.</w:t>
+        <w:t xml:space="preserve">6. Requerimientos de datos — equipo de Data</w:t>
+      </w:r>
+    </w:p>
+    <w:p>
+      <w:pPr>
+        <w:pStyle w:val="ListParagraph"/>
+        <w:numPr>
+          <w:ilvl w:val="0"/>
+          <w:numId w:val="2"/>
+        </w:numPr>
+        <w:spacing w:after="90"/>
+      </w:pPr>
+      <w:r>
+        <w:t xml:space="preserve">El resultado de la simulación (ingreso declarado, enganche, plazo, capacidad, cuota, tasa) es información financiera del usuario y debe tratarse como dato patrimonial bajo la normativa de protección de datos personales aplicable (LFPDPPP).</w:t>
+      </w:r>
+    </w:p>
+    <w:p>
+      <w:pPr>
+        <w:pStyle w:val="ListParagraph"/>
+        <w:numPr>
+          <w:ilvl w:val="0"/>
+          <w:numId w:val="2"/>
+        </w:numPr>
+        <w:spacing w:after="90"/>
+      </w:pPr>
+      <w:r>
+        <w:t xml:space="preserve">El ingreso declarado no debe quedar expuesto en logs de aplicación ni en analítica sin anonimizar.</w:t>
+      </w:r>
+    </w:p>
+    <w:p>
+      <w:pPr>
+        <w:pStyle w:val="ListParagraph"/>
+        <w:numPr>
+          <w:ilvl w:val="0"/>
+          <w:numId w:val="2"/>
+        </w:numPr>
+        <w:spacing w:after="90"/>
+      </w:pPr>
+      <w:r>
+        <w:t xml:space="preserve">Lo que se persiste al guardar una simulación se detalla en el Módulo 6.</w:t>
       </w:r>
     </w:p>
     <w:p>
@@ -516,20 +510,20 @@
           <w:bCs/>
           <w:color w:val="004481"/>
         </w:rPr>
-        <w:t xml:space="preserve">7. Integraciones y dependencias — equipo de Infraestructura</w:t>
-      </w:r>
-    </w:p>
-    <w:p>
-      <w:pPr>
-        <w:pStyle w:val="ListParagraph"/>
-        <w:numPr>
-          <w:ilvl w:val="0"/>
-          <w:numId w:val="2"/>
-        </w:numPr>
-        <w:spacing w:after="90"/>
-      </w:pPr>
-      <w:r>
-        <w:t xml:space="preserve">Ninguna: el cálculo es 100% client-side, con la fórmula estándar de amortización a tasa fija — sin consulta a ningún motor de riesgo o scoring real.</w:t>
+        <w:t xml:space="preserve">7. Integraciones e infraestructura — equipo de Infraestructura</w:t>
+      </w:r>
+    </w:p>
+    <w:p>
+      <w:pPr>
+        <w:pStyle w:val="ListParagraph"/>
+        <w:numPr>
+          <w:ilvl w:val="0"/>
+          <w:numId w:val="2"/>
+        </w:numPr>
+        <w:spacing w:after="90"/>
+      </w:pPr>
+      <w:r>
+        <w:t xml:space="preserve">El cálculo puede resolverse client-side al no depender de datos externos; si a futuro se conecta a una tasa dinámica o a un motor de pre-aprobación real, esos parámetros deben resolverse del lado del servidor para evitar manipulación desde el cliente.</w:t>
       </w:r>
     </w:p>
     <w:p>
@@ -546,20 +540,33 @@
           <w:bCs/>
           <w:color w:val="004481"/>
         </w:rPr>
-        <w:t xml:space="preserve">8. Consideraciones de seguridad — equipo de Seguridad</w:t>
-      </w:r>
-    </w:p>
-    <w:p>
-      <w:pPr>
-        <w:pStyle w:val="ListParagraph"/>
-        <w:numPr>
-          <w:ilvl w:val="0"/>
-          <w:numId w:val="2"/>
-        </w:numPr>
-        <w:spacing w:after="90"/>
-      </w:pPr>
-      <w:r>
-        <w:t xml:space="preserve">No hay datos de crédito reales en juego (es una estimación, no una solicitud) — no debería agregarse ningún dato personal identificable en este paso más allá del ingreso declarado.</w:t>
+        <w:t xml:space="preserve">8. Requerimientos de seguridad — equipo de Seguridad</w:t>
+      </w:r>
+    </w:p>
+    <w:p>
+      <w:pPr>
+        <w:pStyle w:val="ListParagraph"/>
+        <w:numPr>
+          <w:ilvl w:val="0"/>
+          <w:numId w:val="2"/>
+        </w:numPr>
+        <w:spacing w:after="90"/>
+      </w:pPr>
+      <w:r>
+        <w:t xml:space="preserve">El simulador es de acceso público a propósito: no debe pedir ni almacenar ningún dato personal identificable antes de que exista una sesión.</w:t>
+      </w:r>
+    </w:p>
+    <w:p>
+      <w:pPr>
+        <w:pStyle w:val="ListParagraph"/>
+        <w:numPr>
+          <w:ilvl w:val="0"/>
+          <w:numId w:val="2"/>
+        </w:numPr>
+        <w:spacing w:after="90"/>
+      </w:pPr>
+      <w:r>
+        <w:t xml:space="preserve">Guardar una simulación requiere la sesión autenticada del Módulo 1.</w:t>
       </w:r>
     </w:p>
     <w:p>
@@ -576,89 +583,46 @@
           <w:bCs/>
           <w:color w:val="004481"/>
         </w:rPr>
-        <w:t xml:space="preserve">9. Limitaciones conocidas del prototipo</w:t>
-      </w:r>
-    </w:p>
-    <w:p>
-      <w:pPr>
-        <w:pStyle w:val="ListParagraph"/>
-        <w:numPr>
-          <w:ilvl w:val="0"/>
-          <w:numId w:val="2"/>
-        </w:numPr>
-        <w:spacing w:after="90"/>
-      </w:pPr>
-      <w:r>
-        <w:t xml:space="preserve">Con la fórmula actual, la cuota mensual resultante siempre equivale matemáticamente al 30% exacto del ingreso (la cuota se calcula a partir del mismo tope que define el crédito) — en la práctica, el aviso de "la cuota supera el 30% de tu ingreso" casi nunca llega a dispararse en el modo genérico. Queda pendiente revisar si esa regla debe aplicarse de otra forma.</w:t>
-      </w:r>
-    </w:p>
-    <w:p>
-      <w:pPr>
-        <w:pStyle w:val="ListParagraph"/>
-        <w:numPr>
-          <w:ilvl w:val="0"/>
-          <w:numId w:val="2"/>
-        </w:numPr>
-        <w:spacing w:after="90"/>
-      </w:pPr>
-      <w:r>
-        <w:t xml:space="preserve">No contempla enganches mínimos regulatorios (típicamente 10–20%) ni gastos de cierre.</w:t>
-      </w:r>
-    </w:p>
-    <w:p>
-      <w:pPr>
-        <w:pStyle w:val="Heading2"/>
-        <w:pBdr>
-          <w:bottom w:val="single" w:color="D9DEE4" w:sz="4" w:space="4"/>
-        </w:pBdr>
-        <w:spacing w:after="120" w:before="300"/>
-      </w:pPr>
-      <w:r>
-        <w:rPr>
-          <w:b/>
-          <w:bCs/>
-          <w:color w:val="004481"/>
-        </w:rPr>
-        <w:t xml:space="preserve">10. Pendientes / decisiones abiertas</w:t>
-      </w:r>
-    </w:p>
-    <w:p>
-      <w:pPr>
-        <w:pStyle w:val="ListParagraph"/>
-        <w:numPr>
-          <w:ilvl w:val="0"/>
-          <w:numId w:val="2"/>
-        </w:numPr>
-        <w:spacing w:after="90"/>
-      </w:pPr>
-      <w:r>
-        <w:t xml:space="preserve">Definir si el simulador debe integrarse a un motor de pre-aprobación real.</w:t>
-      </w:r>
-    </w:p>
-    <w:p>
-      <w:pPr>
-        <w:pStyle w:val="ListParagraph"/>
-        <w:numPr>
-          <w:ilvl w:val="0"/>
-          <w:numId w:val="2"/>
-        </w:numPr>
-        <w:spacing w:after="90"/>
-      </w:pPr>
-      <w:r>
-        <w:t xml:space="preserve">Revisar la regla del 30% mencionada en Limitaciones.</w:t>
-      </w:r>
-    </w:p>
-    <w:p>
-      <w:pPr>
-        <w:pStyle w:val="ListParagraph"/>
-        <w:numPr>
-          <w:ilvl w:val="0"/>
-          <w:numId w:val="2"/>
-        </w:numPr>
-        <w:spacing w:after="90"/>
-      </w:pPr>
-      <w:r>
-        <w:t xml:space="preserve">Definir enganche mínimo por tipo de propiedad, si aplica.</w:t>
+        <w:t xml:space="preserve">9. Pendientes / decisiones abiertas</w:t>
+      </w:r>
+    </w:p>
+    <w:p>
+      <w:pPr>
+        <w:pStyle w:val="ListParagraph"/>
+        <w:numPr>
+          <w:ilvl w:val="0"/>
+          <w:numId w:val="2"/>
+        </w:numPr>
+        <w:spacing w:after="90"/>
+      </w:pPr>
+      <w:r>
+        <w:t xml:space="preserve">Definir si el simulador debe integrarse a un motor de pre-aprobación real o a consulta de buró de crédito.</w:t>
+      </w:r>
+    </w:p>
+    <w:p>
+      <w:pPr>
+        <w:pStyle w:val="ListParagraph"/>
+        <w:numPr>
+          <w:ilvl w:val="0"/>
+          <w:numId w:val="2"/>
+        </w:numPr>
+        <w:spacing w:after="90"/>
+      </w:pPr>
+      <w:r>
+        <w:t xml:space="preserve">Revisar la regla de negocio: con la fórmula actual, la cuota calculada siempre equivale al 30% exacto del ingreso, por lo que el aviso de "cuota &gt; 30% del ingreso" prácticamente nunca se dispara en el modo genérico — definir si esa regla debe aplicarse distinto.</w:t>
+      </w:r>
+    </w:p>
+    <w:p>
+      <w:pPr>
+        <w:pStyle w:val="ListParagraph"/>
+        <w:numPr>
+          <w:ilvl w:val="0"/>
+          <w:numId w:val="2"/>
+        </w:numPr>
+        <w:spacing w:after="90"/>
+      </w:pPr>
+      <w:r>
+        <w:t xml:space="preserve">Definir enganche mínimo regulatorio por tipo de propiedad y si deben contemplarse gastos de cierre/escrituración en el cálculo.</w:t>
       </w:r>
     </w:p>
     <w:sectPr>
